--- a/IHM_Hub/Rapport communication.docx
+++ b/IHM_Hub/Rapport communication.docx
@@ -8,6 +8,14 @@
       </w:pPr>
       <w:r>
         <w:t>Communication entre le HUB et le clavier</w:t>
+      </w:r>
+    </w:p>
+    <w:p>
+      <w:pPr>
+        <w:pStyle w:val="Sous-titre"/>
+      </w:pPr>
+      <w:r>
+        <w:t>Objectif</w:t>
       </w:r>
     </w:p>
     <w:p>
@@ -260,8 +268,17 @@
     </w:p>
     <w:p>
       <w:pPr>
-        <w:ind w:firstLine="0"/>
-      </w:pPr>
+        <w:pStyle w:val="Sous-titre"/>
+      </w:pPr>
+      <w:r>
+        <w:t>Tests</w:t>
+      </w:r>
+    </w:p>
+    <w:p/>
+    <w:p>
+      <w:r>
+        <w:t>Lors de l’envoi d’une trame par le clavier, le hub traite correctement la trame et renvoi une trame en réponse.</w:t>
+      </w:r>
     </w:p>
     <w:sectPr>
       <w:pgSz w:w="11906" w:h="16838"/>
@@ -1028,9 +1045,11 @@
     <w:next w:val="Corpsdetexte"/>
     <w:uiPriority w:val="11"/>
     <w:qFormat/>
+    <w:rsid w:val="004F69D2"/>
     <w:pPr>
       <w:spacing w:before="60" w:after="120"/>
-      <w:jc w:val="center"/>
+      <w:ind w:firstLine="0"/>
+      <w:jc w:val="left"/>
     </w:pPr>
     <w:rPr>
       <w:sz w:val="36"/>

--- a/IHM_Hub/Rapport communication.docx
+++ b/IHM_Hub/Rapport communication.docx
@@ -274,10 +274,85 @@
         <w:t>Tests</w:t>
       </w:r>
     </w:p>
-    <w:p/>
     <w:p>
       <w:r>
         <w:t>Lors de l’envoi d’une trame par le clavier, le hub traite correctement la trame et renvoi une trame en réponse.</w:t>
+      </w:r>
+    </w:p>
+    <w:p>
+      <w:pPr>
+        <w:ind w:firstLine="0"/>
+      </w:pPr>
+      <w:r>
+        <w:drawing>
+          <wp:inline distT="0" distB="0" distL="0" distR="0" wp14:anchorId="130FA9C7" wp14:editId="2C0D8552">
+            <wp:extent cx="6120130" cy="2830195"/>
+            <wp:effectExtent l="0" t="0" r="0" b="8255"/>
+            <wp:docPr id="780108702" name="Image 1"/>
+            <wp:cNvGraphicFramePr>
+              <a:graphicFrameLocks xmlns:a="http://schemas.openxmlformats.org/drawingml/2006/main" noChangeAspect="1"/>
+            </wp:cNvGraphicFramePr>
+            <a:graphic xmlns:a="http://schemas.openxmlformats.org/drawingml/2006/main">
+              <a:graphicData uri="http://schemas.openxmlformats.org/drawingml/2006/picture">
+                <pic:pic xmlns:pic="http://schemas.openxmlformats.org/drawingml/2006/picture">
+                  <pic:nvPicPr>
+                    <pic:cNvPr id="780108702" name=""/>
+                    <pic:cNvPicPr/>
+                  </pic:nvPicPr>
+                  <pic:blipFill>
+                    <a:blip r:embed="rId7"/>
+                    <a:stretch>
+                      <a:fillRect/>
+                    </a:stretch>
+                  </pic:blipFill>
+                  <pic:spPr>
+                    <a:xfrm>
+                      <a:off x="0" y="0"/>
+                      <a:ext cx="6120130" cy="2830195"/>
+                    </a:xfrm>
+                    <a:prstGeom prst="rect">
+                      <a:avLst/>
+                    </a:prstGeom>
+                  </pic:spPr>
+                </pic:pic>
+              </a:graphicData>
+            </a:graphic>
+          </wp:inline>
+        </w:drawing>
+      </w:r>
+    </w:p>
+    <w:p>
+      <w:pPr>
+        <w:ind w:firstLine="0"/>
+        <w:rPr>
+          <w:i/>
+          <w:iCs/>
+          <w:sz w:val="22"/>
+          <w:szCs w:val="22"/>
+        </w:rPr>
+      </w:pPr>
+      <w:r>
+        <w:rPr>
+          <w:i/>
+          <w:iCs/>
+          <w:sz w:val="22"/>
+          <w:szCs w:val="22"/>
+        </w:rPr>
+        <w:t>Retour communication série côté HUB</w:t>
+      </w:r>
+    </w:p>
+    <w:p>
+      <w:pPr>
+        <w:ind w:firstLine="0"/>
+      </w:pPr>
+      <w:r>
+        <w:t>On peut voir que le HUB reçoit bien la trame du clavier (écrivant « Demande longueur MDP » en conséquence) et lui renvoi donc la longueur du MDP enregistrée (4)</w:t>
+      </w:r>
+      <w:r>
+        <w:t>.</w:t>
+      </w:r>
+      <w:r>
+        <w:t xml:space="preserve"> La communication est donc effective !</w:t>
       </w:r>
     </w:p>
     <w:sectPr>
@@ -995,7 +1070,6 @@
   <w:style w:type="character" w:default="1" w:styleId="Policepardfaut">
     <w:name w:val="Default Paragraph Font"/>
     <w:uiPriority w:val="1"/>
-    <w:semiHidden/>
     <w:unhideWhenUsed/>
   </w:style>
   <w:style w:type="table" w:default="1" w:styleId="TableauNormal">
@@ -1054,6 +1128,18 @@
     <w:rPr>
       <w:sz w:val="36"/>
       <w:szCs w:val="36"/>
+    </w:rPr>
+  </w:style>
+  <w:style w:type="character" w:styleId="Accentuationlgre">
+    <w:name w:val="Subtle Emphasis"/>
+    <w:uiPriority w:val="19"/>
+    <w:qFormat/>
+    <w:rsid w:val="00AD2B7A"/>
+    <w:rPr>
+      <w:i/>
+      <w:iCs/>
+      <w:sz w:val="22"/>
+      <w:szCs w:val="22"/>
     </w:rPr>
   </w:style>
 </w:styles>

--- a/IHM_Hub/Rapport communication.docx
+++ b/IHM_Hub/Rapport communication.docx
@@ -284,6 +284,9 @@
         <w:ind w:firstLine="0"/>
       </w:pPr>
       <w:r>
+        <w:rPr>
+          <w:noProof/>
+        </w:rPr>
         <w:drawing>
           <wp:inline distT="0" distB="0" distL="0" distR="0" wp14:anchorId="130FA9C7" wp14:editId="2C0D8552">
             <wp:extent cx="6120130" cy="2830195"/>
@@ -355,6 +358,164 @@
         <w:t xml:space="preserve"> La communication est donc effective !</w:t>
       </w:r>
     </w:p>
+    <w:p>
+      <w:pPr>
+        <w:pStyle w:val="Titre"/>
+      </w:pPr>
+      <w:r>
+        <w:lastRenderedPageBreak/>
+        <w:t>Gestion de l’alarme sur le HUB</w:t>
+      </w:r>
+    </w:p>
+    <w:p>
+      <w:pPr>
+        <w:pStyle w:val="Sous-titre"/>
+      </w:pPr>
+      <w:r>
+        <w:t>Objectif</w:t>
+      </w:r>
+    </w:p>
+    <w:p>
+      <w:r>
+        <w:t>L’objectif pour le HUB est d’activer l’alarme sonore quand une intrusion est détectée. Cette activation doit se faire uniquement lorsque le mode alarme est délibérément activée par l’utilisateur.</w:t>
+      </w:r>
+    </w:p>
+    <w:p>
+      <w:pPr>
+        <w:pStyle w:val="Sous-titre"/>
+      </w:pPr>
+      <w:r>
+        <w:t>Mode alarme</w:t>
+      </w:r>
+    </w:p>
+    <w:p>
+      <w:r>
+        <w:t>Pour activer le mode alarme, l’utilisateur à deux options. Activer l’alarme à l’aide du bouton alarme sur l’écran du HUB ou bien rentrer le mot de passe alors que le mode alarme est activé.</w:t>
+      </w:r>
+    </w:p>
+    <w:p>
+      <w:pPr>
+        <w:ind w:firstLine="0"/>
+      </w:pPr>
+      <w:r>
+        <w:drawing>
+          <wp:inline distT="0" distB="0" distL="0" distR="0" wp14:anchorId="75EAD068" wp14:editId="7492F16D">
+            <wp:extent cx="6120130" cy="2126615"/>
+            <wp:effectExtent l="0" t="0" r="0" b="6985"/>
+            <wp:docPr id="1491139395" name="Image 1"/>
+            <wp:cNvGraphicFramePr>
+              <a:graphicFrameLocks xmlns:a="http://schemas.openxmlformats.org/drawingml/2006/main" noChangeAspect="1"/>
+            </wp:cNvGraphicFramePr>
+            <a:graphic xmlns:a="http://schemas.openxmlformats.org/drawingml/2006/main">
+              <a:graphicData uri="http://schemas.openxmlformats.org/drawingml/2006/picture">
+                <pic:pic xmlns:pic="http://schemas.openxmlformats.org/drawingml/2006/picture">
+                  <pic:nvPicPr>
+                    <pic:cNvPr id="1491139395" name=""/>
+                    <pic:cNvPicPr/>
+                  </pic:nvPicPr>
+                  <pic:blipFill>
+                    <a:blip r:embed="rId8"/>
+                    <a:stretch>
+                      <a:fillRect/>
+                    </a:stretch>
+                  </pic:blipFill>
+                  <pic:spPr>
+                    <a:xfrm>
+                      <a:off x="0" y="0"/>
+                      <a:ext cx="6120130" cy="2126615"/>
+                    </a:xfrm>
+                    <a:prstGeom prst="rect">
+                      <a:avLst/>
+                    </a:prstGeom>
+                  </pic:spPr>
+                </pic:pic>
+              </a:graphicData>
+            </a:graphic>
+          </wp:inline>
+        </w:drawing>
+      </w:r>
+    </w:p>
+    <w:p>
+      <w:r>
+        <w:t xml:space="preserve">Une fois activée, lorsqu’un mouvement est </w:t>
+      </w:r>
+      <w:r>
+        <w:t>détecté</w:t>
+      </w:r>
+      <w:r>
+        <w:t xml:space="preserve"> par un capteur, </w:t>
+      </w:r>
+      <w:r>
+        <w:t>l’alarme sonore se déclenche et le HUB entre en mode INTRUSION. Il est alors impossible de de désactiver ce mode autrement qu’en entrant le code sur le clavier.</w:t>
+      </w:r>
+    </w:p>
+    <w:p>
+      <w:pPr>
+        <w:ind w:firstLine="0"/>
+      </w:pPr>
+      <w:r>
+        <w:drawing>
+          <wp:inline distT="0" distB="0" distL="0" distR="0" wp14:anchorId="345BFD9A" wp14:editId="31FA8BC9">
+            <wp:extent cx="6120130" cy="2223770"/>
+            <wp:effectExtent l="0" t="0" r="0" b="5080"/>
+            <wp:docPr id="1629449000" name="Image 1"/>
+            <wp:cNvGraphicFramePr>
+              <a:graphicFrameLocks xmlns:a="http://schemas.openxmlformats.org/drawingml/2006/main" noChangeAspect="1"/>
+            </wp:cNvGraphicFramePr>
+            <a:graphic xmlns:a="http://schemas.openxmlformats.org/drawingml/2006/main">
+              <a:graphicData uri="http://schemas.openxmlformats.org/drawingml/2006/picture">
+                <pic:pic xmlns:pic="http://schemas.openxmlformats.org/drawingml/2006/picture">
+                  <pic:nvPicPr>
+                    <pic:cNvPr id="1629449000" name=""/>
+                    <pic:cNvPicPr/>
+                  </pic:nvPicPr>
+                  <pic:blipFill>
+                    <a:blip r:embed="rId9"/>
+                    <a:stretch>
+                      <a:fillRect/>
+                    </a:stretch>
+                  </pic:blipFill>
+                  <pic:spPr>
+                    <a:xfrm>
+                      <a:off x="0" y="0"/>
+                      <a:ext cx="6120130" cy="2223770"/>
+                    </a:xfrm>
+                    <a:prstGeom prst="rect">
+                      <a:avLst/>
+                    </a:prstGeom>
+                  </pic:spPr>
+                </pic:pic>
+              </a:graphicData>
+            </a:graphic>
+          </wp:inline>
+        </w:drawing>
+      </w:r>
+    </w:p>
+    <w:p>
+      <w:pPr>
+        <w:ind w:firstLine="0"/>
+      </w:pPr>
+    </w:p>
+    <w:p>
+      <w:pPr>
+        <w:ind w:firstLine="0"/>
+      </w:pPr>
+    </w:p>
+    <w:p>
+      <w:pPr>
+        <w:ind w:firstLine="0"/>
+      </w:pPr>
+    </w:p>
+    <w:p>
+      <w:pPr>
+        <w:pStyle w:val="Sous-titre"/>
+      </w:pPr>
+      <w:r>
+        <w:lastRenderedPageBreak/>
+        <w:t>Tests</w:t>
+      </w:r>
+    </w:p>
+    <w:p/>
     <w:sectPr>
       <w:pgSz w:w="11906" w:h="16838"/>
       <w:pgMar w:top="1134" w:right="1134" w:bottom="1134" w:left="1134" w:header="0" w:footer="0" w:gutter="0"/>
@@ -1070,6 +1231,7 @@
   <w:style w:type="character" w:default="1" w:styleId="Policepardfaut">
     <w:name w:val="Default Paragraph Font"/>
     <w:uiPriority w:val="1"/>
+    <w:semiHidden/>
     <w:unhideWhenUsed/>
   </w:style>
   <w:style w:type="table" w:default="1" w:styleId="TableauNormal">

--- a/IHM_Hub/Rapport communication.docx
+++ b/IHM_Hub/Rapport communication.docx
@@ -61,41 +61,19 @@
         <w:rPr>
           <w:color w:val="117A02" w:themeColor="accent1" w:themeShade="BF"/>
         </w:rPr>
-        <w:t>‘</w:t>
-      </w:r>
-      <w:proofErr w:type="spellStart"/>
+        <w:t>‘s</w:t>
+      </w:r>
       <w:r>
         <w:rPr>
           <w:color w:val="117A02" w:themeColor="accent1" w:themeShade="BF"/>
         </w:rPr>
-        <w:t>s</w:t>
+        <w:t>tr</w:t>
       </w:r>
       <w:r>
         <w:rPr>
           <w:color w:val="117A02" w:themeColor="accent1" w:themeShade="BF"/>
         </w:rPr>
-        <w:t>tr</w:t>
-      </w:r>
-      <w:proofErr w:type="spellEnd"/>
-      <w:r>
-        <w:rPr>
-          <w:color w:val="117A02" w:themeColor="accent1" w:themeShade="BF"/>
-        </w:rPr>
-        <w:t>’/Source/Destination/</w:t>
-      </w:r>
-      <w:proofErr w:type="spellStart"/>
-      <w:r>
-        <w:rPr>
-          <w:color w:val="117A02" w:themeColor="accent1" w:themeShade="BF"/>
-        </w:rPr>
-        <w:t>TypeInformation</w:t>
-      </w:r>
-      <w:proofErr w:type="spellEnd"/>
-      <w:r>
-        <w:rPr>
-          <w:color w:val="117A02" w:themeColor="accent1" w:themeShade="BF"/>
-        </w:rPr>
-        <w:t>/Valeur/n</w:t>
+        <w:t>’/Source/Destination/TypeInformation/Valeur/n</w:t>
       </w:r>
       <w:r>
         <w:rPr>
@@ -398,6 +376,9 @@
         <w:ind w:firstLine="0"/>
       </w:pPr>
       <w:r>
+        <w:rPr>
+          <w:noProof/>
+        </w:rPr>
         <w:drawing>
           <wp:inline distT="0" distB="0" distL="0" distR="0" wp14:anchorId="75EAD068" wp14:editId="7492F16D">
             <wp:extent cx="6120130" cy="2126615"/>
@@ -454,6 +435,9 @@
         <w:ind w:firstLine="0"/>
       </w:pPr>
       <w:r>
+        <w:rPr>
+          <w:noProof/>
+        </w:rPr>
         <w:drawing>
           <wp:inline distT="0" distB="0" distL="0" distR="0" wp14:anchorId="345BFD9A" wp14:editId="31FA8BC9">
             <wp:extent cx="6120130" cy="2223770"/>
@@ -512,6 +496,38 @@
       </w:pPr>
       <w:r>
         <w:lastRenderedPageBreak/>
+        <w:t>Choix technique</w:t>
+      </w:r>
+    </w:p>
+    <w:p>
+      <w:pPr>
+        <w:pStyle w:val="Corpsdetexte"/>
+      </w:pPr>
+      <w:r>
+        <w:t>L'enjeu a été de fournir une interface à la fois simple d'utilisation et surtout claire afin de pouvoir consulter rapidement l'état actuel de l'alarme. Deux modes principaux ont été ajoutés, le mode désactivé et activé.</w:t>
+      </w:r>
+    </w:p>
+    <w:p>
+      <w:pPr>
+        <w:pStyle w:val="Corpsdetexte"/>
+      </w:pPr>
+      <w:r>
+        <w:t>Un mode partiel permettant de surveiller uniquement les intrusions sans prendre en compte les capteurs internes, pour la nuit notamment, aurait été un plus mais n'a pas pu être intégré faute de temps.</w:t>
+      </w:r>
+    </w:p>
+    <w:p>
+      <w:pPr>
+        <w:pStyle w:val="Corpsdetexte"/>
+      </w:pPr>
+      <w:r>
+        <w:t>La programmation horaire aurait également été un plus.</w:t>
+      </w:r>
+    </w:p>
+    <w:p>
+      <w:pPr>
+        <w:pStyle w:val="Sous-titre"/>
+      </w:pPr>
+      <w:r>
         <w:t>Tests</w:t>
       </w:r>
     </w:p>

--- a/IHM_Hub/Rapport communication.docx
+++ b/IHM_Hub/Rapport communication.docx
@@ -61,19 +61,41 @@
         <w:rPr>
           <w:color w:val="117A02" w:themeColor="accent1" w:themeShade="BF"/>
         </w:rPr>
-        <w:t>‘s</w:t>
-      </w:r>
+        <w:t>‘</w:t>
+      </w:r>
+      <w:proofErr w:type="spellStart"/>
       <w:r>
         <w:rPr>
           <w:color w:val="117A02" w:themeColor="accent1" w:themeShade="BF"/>
         </w:rPr>
+        <w:t>s</w:t>
+      </w:r>
+      <w:r>
+        <w:rPr>
+          <w:color w:val="117A02" w:themeColor="accent1" w:themeShade="BF"/>
+        </w:rPr>
         <w:t>tr</w:t>
       </w:r>
+      <w:proofErr w:type="spellEnd"/>
       <w:r>
         <w:rPr>
           <w:color w:val="117A02" w:themeColor="accent1" w:themeShade="BF"/>
         </w:rPr>
-        <w:t>’/Source/Destination/TypeInformation/Valeur/n</w:t>
+        <w:t>’/Source/Destination/</w:t>
+      </w:r>
+      <w:proofErr w:type="spellStart"/>
+      <w:r>
+        <w:rPr>
+          <w:color w:val="117A02" w:themeColor="accent1" w:themeShade="BF"/>
+        </w:rPr>
+        <w:t>TypeInformation</w:t>
+      </w:r>
+      <w:proofErr w:type="spellEnd"/>
+      <w:r>
+        <w:rPr>
+          <w:color w:val="117A02" w:themeColor="accent1" w:themeShade="BF"/>
+        </w:rPr>
+        <w:t>/Valeur/n</w:t>
       </w:r>
       <w:r>
         <w:rPr>
@@ -380,9 +402,9 @@
           <w:noProof/>
         </w:rPr>
         <w:drawing>
-          <wp:inline distT="0" distB="0" distL="0" distR="0" wp14:anchorId="75EAD068" wp14:editId="7492F16D">
-            <wp:extent cx="6120130" cy="2126615"/>
-            <wp:effectExtent l="0" t="0" r="0" b="6985"/>
+          <wp:inline distT="0" distB="0" distL="0" distR="0" wp14:anchorId="75EAD068" wp14:editId="02F77F86">
+            <wp:extent cx="6120130" cy="2098330"/>
+            <wp:effectExtent l="0" t="0" r="0" b="0"/>
             <wp:docPr id="1491139395" name="Image 1"/>
             <wp:cNvGraphicFramePr>
               <a:graphicFrameLocks xmlns:a="http://schemas.openxmlformats.org/drawingml/2006/main" noChangeAspect="1"/>
@@ -391,11 +413,17 @@
               <a:graphicData uri="http://schemas.openxmlformats.org/drawingml/2006/picture">
                 <pic:pic xmlns:pic="http://schemas.openxmlformats.org/drawingml/2006/picture">
                   <pic:nvPicPr>
-                    <pic:cNvPr id="1491139395" name=""/>
+                    <pic:cNvPr id="1491139395" name="Image 1"/>
                     <pic:cNvPicPr/>
                   </pic:nvPicPr>
                   <pic:blipFill>
-                    <a:blip r:embed="rId8"/>
+                    <a:blip r:embed="rId8">
+                      <a:extLst>
+                        <a:ext uri="{28A0092B-C50C-407E-A947-70E740481C1C}">
+                          <a14:useLocalDpi xmlns:a14="http://schemas.microsoft.com/office/drawing/2010/main" val="0"/>
+                        </a:ext>
+                      </a:extLst>
+                    </a:blip>
                     <a:stretch>
                       <a:fillRect/>
                     </a:stretch>
@@ -403,7 +431,7 @@
                   <pic:spPr>
                     <a:xfrm>
                       <a:off x="0" y="0"/>
-                      <a:ext cx="6120130" cy="2126615"/>
+                      <a:ext cx="6120130" cy="2098330"/>
                     </a:xfrm>
                     <a:prstGeom prst="rect">
                       <a:avLst/>
@@ -439,9 +467,9 @@
           <w:noProof/>
         </w:rPr>
         <w:drawing>
-          <wp:inline distT="0" distB="0" distL="0" distR="0" wp14:anchorId="345BFD9A" wp14:editId="31FA8BC9">
-            <wp:extent cx="6120130" cy="2223770"/>
-            <wp:effectExtent l="0" t="0" r="0" b="5080"/>
+          <wp:inline distT="0" distB="0" distL="0" distR="0" wp14:anchorId="345BFD9A" wp14:editId="3870A91C">
+            <wp:extent cx="6120130" cy="2112702"/>
+            <wp:effectExtent l="0" t="0" r="0" b="1905"/>
             <wp:docPr id="1629449000" name="Image 1"/>
             <wp:cNvGraphicFramePr>
               <a:graphicFrameLocks xmlns:a="http://schemas.openxmlformats.org/drawingml/2006/main" noChangeAspect="1"/>
@@ -450,11 +478,17 @@
               <a:graphicData uri="http://schemas.openxmlformats.org/drawingml/2006/picture">
                 <pic:pic xmlns:pic="http://schemas.openxmlformats.org/drawingml/2006/picture">
                   <pic:nvPicPr>
-                    <pic:cNvPr id="1629449000" name=""/>
+                    <pic:cNvPr id="1629449000" name="Image 1"/>
                     <pic:cNvPicPr/>
                   </pic:nvPicPr>
                   <pic:blipFill>
-                    <a:blip r:embed="rId9"/>
+                    <a:blip r:embed="rId9">
+                      <a:extLst>
+                        <a:ext uri="{28A0092B-C50C-407E-A947-70E740481C1C}">
+                          <a14:useLocalDpi xmlns:a14="http://schemas.microsoft.com/office/drawing/2010/main" val="0"/>
+                        </a:ext>
+                      </a:extLst>
+                    </a:blip>
                     <a:stretch>
                       <a:fillRect/>
                     </a:stretch>
@@ -462,7 +496,7 @@
                   <pic:spPr>
                     <a:xfrm>
                       <a:off x="0" y="0"/>
-                      <a:ext cx="6120130" cy="2223770"/>
+                      <a:ext cx="6120130" cy="2112702"/>
                     </a:xfrm>
                     <a:prstGeom prst="rect">
                       <a:avLst/>
@@ -495,8 +529,16 @@
         <w:pStyle w:val="Sous-titre"/>
       </w:pPr>
       <w:r>
+        <w:t>Choix technique</w:t>
+      </w:r>
+    </w:p>
+    <w:p>
+      <w:pPr>
+        <w:pStyle w:val="Corpsdetexte"/>
+      </w:pPr>
+      <w:r>
         <w:lastRenderedPageBreak/>
-        <w:t>Choix technique</w:t>
+        <w:t>L'enjeu a été de fournir une interface à la fois simple d'utilisation et surtout claire afin de pouvoir consulter rapidement l'état actuel de l'alarme. Deux modes principaux ont été ajoutés, le mode désactivé et activé.</w:t>
       </w:r>
     </w:p>
     <w:p>
@@ -504,23 +546,7 @@
         <w:pStyle w:val="Corpsdetexte"/>
       </w:pPr>
       <w:r>
-        <w:t>L'enjeu a été de fournir une interface à la fois simple d'utilisation et surtout claire afin de pouvoir consulter rapidement l'état actuel de l'alarme. Deux modes principaux ont été ajoutés, le mode désactivé et activé.</w:t>
-      </w:r>
-    </w:p>
-    <w:p>
-      <w:pPr>
-        <w:pStyle w:val="Corpsdetexte"/>
-      </w:pPr>
-      <w:r>
         <w:t>Un mode partiel permettant de surveiller uniquement les intrusions sans prendre en compte les capteurs internes, pour la nuit notamment, aurait été un plus mais n'a pas pu être intégré faute de temps.</w:t>
-      </w:r>
-    </w:p>
-    <w:p>
-      <w:pPr>
-        <w:pStyle w:val="Corpsdetexte"/>
-      </w:pPr>
-      <w:r>
-        <w:t>La programmation horaire aurait également été un plus.</w:t>
       </w:r>
     </w:p>
     <w:p>

--- a/IHM_Hub/Rapport communication.docx
+++ b/IHM_Hub/Rapport communication.docx
@@ -526,9 +526,15 @@
     </w:p>
     <w:p>
       <w:pPr>
+        <w:ind w:firstLine="0"/>
+      </w:pPr>
+    </w:p>
+    <w:p>
+      <w:pPr>
         <w:pStyle w:val="Sous-titre"/>
       </w:pPr>
       <w:r>
+        <w:lastRenderedPageBreak/>
         <w:t>Choix technique</w:t>
       </w:r>
     </w:p>
@@ -537,8 +543,19 @@
         <w:pStyle w:val="Corpsdetexte"/>
       </w:pPr>
       <w:r>
-        <w:lastRenderedPageBreak/>
-        <w:t>L'enjeu a été de fournir une interface à la fois simple d'utilisation et surtout claire afin de pouvoir consulter rapidement l'état actuel de l'alarme. Deux modes principaux ont été ajoutés, le mode désactivé et activé.</w:t>
+        <w:t xml:space="preserve">L'enjeu a été de fournir une interface à la fois simple d'utilisation et surtout claire afin de pouvoir consulter rapidement l'état actuel de l'alarme. Deux modes principaux ont été ajoutés, le mode </w:t>
+      </w:r>
+      <w:r>
+        <w:t xml:space="preserve">alarme </w:t>
+      </w:r>
+      <w:r>
+        <w:t xml:space="preserve">désactivé et </w:t>
+      </w:r>
+      <w:r>
+        <w:t xml:space="preserve">le mode alarme </w:t>
+      </w:r>
+      <w:r>
+        <w:t>activé.</w:t>
       </w:r>
     </w:p>
     <w:p>

--- a/IHM_Hub/Rapport communication.docx
+++ b/IHM_Hub/Rapport communication.docx
@@ -32,12 +32,21 @@
         <w:t>de manière</w:t>
       </w:r>
       <w:r>
-        <w:t xml:space="preserve"> que le clavier puisse demander le mot de passe au hub.</w:t>
-      </w:r>
-    </w:p>
-    <w:p>
-      <w:r>
-        <w:t>Dans un premier temps, pour simplifier nos tests, la communication se fait en liaison série en filaire. Même si à terme l’objectif sera de communiquer en liaison sans fil HF (haute fréquence).</w:t>
+        <w:t xml:space="preserve"> que le clavier puisse demander le mot de passe</w:t>
+      </w:r>
+      <w:r>
+        <w:t xml:space="preserve"> enregistrée dans le</w:t>
+      </w:r>
+      <w:r>
+        <w:t xml:space="preserve"> hub.</w:t>
+      </w:r>
+    </w:p>
+    <w:p>
+      <w:r>
+        <w:t xml:space="preserve">Dans un premier temps, pour simplifier nos tests, la communication se fait en liaison série en filaire. </w:t>
+      </w:r>
+      <w:r>
+        <w:t>Par la suite, des essais avec la modulation HF ont été fait.</w:t>
       </w:r>
     </w:p>
     <w:p>
@@ -81,13 +90,53 @@
         <w:rPr>
           <w:color w:val="117A02" w:themeColor="accent1" w:themeShade="BF"/>
         </w:rPr>
-        <w:t>’/Source/Destination/</w:t>
+        <w:t>’/</w:t>
       </w:r>
       <w:proofErr w:type="spellStart"/>
       <w:r>
         <w:rPr>
           <w:color w:val="117A02" w:themeColor="accent1" w:themeShade="BF"/>
         </w:rPr>
+        <w:t>Mac</w:t>
+      </w:r>
+      <w:r>
+        <w:rPr>
+          <w:color w:val="117A02" w:themeColor="accent1" w:themeShade="BF"/>
+        </w:rPr>
+        <w:t>Source</w:t>
+      </w:r>
+      <w:proofErr w:type="spellEnd"/>
+      <w:r>
+        <w:rPr>
+          <w:color w:val="117A02" w:themeColor="accent1" w:themeShade="BF"/>
+        </w:rPr>
+        <w:t>/</w:t>
+      </w:r>
+      <w:proofErr w:type="spellStart"/>
+      <w:r>
+        <w:rPr>
+          <w:color w:val="117A02" w:themeColor="accent1" w:themeShade="BF"/>
+        </w:rPr>
+        <w:t>Mac</w:t>
+      </w:r>
+      <w:r>
+        <w:rPr>
+          <w:color w:val="117A02" w:themeColor="accent1" w:themeShade="BF"/>
+        </w:rPr>
+        <w:t>Destination</w:t>
+      </w:r>
+      <w:proofErr w:type="spellEnd"/>
+      <w:r>
+        <w:rPr>
+          <w:color w:val="117A02" w:themeColor="accent1" w:themeShade="BF"/>
+        </w:rPr>
+        <w:t>/</w:t>
+      </w:r>
+      <w:proofErr w:type="spellStart"/>
+      <w:r>
+        <w:rPr>
+          <w:color w:val="117A02" w:themeColor="accent1" w:themeShade="BF"/>
+        </w:rPr>
         <w:t>TypeInformation</w:t>
       </w:r>
       <w:proofErr w:type="spellEnd"/>
@@ -95,13 +144,19 @@
         <w:rPr>
           <w:color w:val="117A02" w:themeColor="accent1" w:themeShade="BF"/>
         </w:rPr>
-        <w:t>/Valeur/n</w:t>
-      </w:r>
-      <w:r>
-        <w:rPr>
-          <w:color w:val="117A02" w:themeColor="accent1" w:themeShade="BF"/>
-        </w:rPr>
-        <w:t> »</w:t>
+        <w:t>/Valeur/</w:t>
+      </w:r>
+      <w:r>
+        <w:rPr>
+          <w:color w:val="117A02" w:themeColor="accent1" w:themeShade="BF"/>
+        </w:rPr>
+        <w:t>n</w:t>
+      </w:r>
+      <w:r>
+        <w:rPr>
+          <w:color w:val="117A02" w:themeColor="accent1" w:themeShade="BF"/>
+        </w:rPr>
+        <w:t xml:space="preserve"> »</w:t>
       </w:r>
     </w:p>
     <w:p>
@@ -163,43 +218,26 @@
     <w:p>
       <w:pPr>
         <w:rPr>
-          <w:i/>
-          <w:iCs/>
-          <w:sz w:val="22"/>
-          <w:szCs w:val="22"/>
-        </w:rPr>
-      </w:pPr>
-      <w:r>
-        <w:rPr>
-          <w:i/>
-          <w:iCs/>
-          <w:sz w:val="22"/>
-          <w:szCs w:val="22"/>
-        </w:rPr>
-        <w:t>Sur nos M5</w:t>
-      </w:r>
-      <w:r>
-        <w:rPr>
-          <w:i/>
-          <w:iCs/>
-          <w:sz w:val="22"/>
-          <w:szCs w:val="22"/>
-        </w:rPr>
-        <w:t>, les pins 13 et 14 nous permettent de communiquer ensemble.</w:t>
+          <w:rStyle w:val="Accentuationlgre"/>
+        </w:rPr>
+      </w:pPr>
+      <w:r>
+        <w:rPr>
+          <w:rStyle w:val="Accentuationlgre"/>
+        </w:rPr>
+        <w:t>Sur nos M5, les pins 13 et 14 nous permettent de communiquer ensemble.</w:t>
       </w:r>
     </w:p>
     <w:p>
       <w:pPr>
         <w:ind w:firstLine="0"/>
         <w:rPr>
-          <w:i/>
-          <w:iCs/>
-          <w:sz w:val="22"/>
-          <w:szCs w:val="22"/>
-        </w:rPr>
-      </w:pPr>
-      <w:r>
-        <w:rPr>
+          <w:rStyle w:val="Accentuationlgre"/>
+        </w:rPr>
+      </w:pPr>
+      <w:r>
+        <w:rPr>
+          <w:rStyle w:val="Accentuationlgre"/>
           <w:noProof/>
         </w:rPr>
         <w:lastRenderedPageBreak/>
@@ -254,14 +292,14 @@
         </w:drawing>
       </w:r>
       <w:r>
+        <w:rPr>
+          <w:rStyle w:val="Accentuationlgre"/>
+        </w:rPr>
         <w:tab/>
       </w:r>
       <w:r>
         <w:rPr>
-          <w:i/>
-          <w:iCs/>
-          <w:sz w:val="22"/>
-          <w:szCs w:val="22"/>
+          <w:rStyle w:val="Accentuationlgre"/>
         </w:rPr>
         <w:t>Connexion physique entre nos deux M5</w:t>
       </w:r>
@@ -328,18 +366,12 @@
       <w:pPr>
         <w:ind w:firstLine="0"/>
         <w:rPr>
-          <w:i/>
-          <w:iCs/>
-          <w:sz w:val="22"/>
-          <w:szCs w:val="22"/>
-        </w:rPr>
-      </w:pPr>
-      <w:r>
-        <w:rPr>
-          <w:i/>
-          <w:iCs/>
-          <w:sz w:val="22"/>
-          <w:szCs w:val="22"/>
+          <w:rStyle w:val="Accentuationlgre"/>
+        </w:rPr>
+      </w:pPr>
+      <w:r>
+        <w:rPr>
+          <w:rStyle w:val="Accentuationlgre"/>
         </w:rPr>
         <w:t>Retour communication série côté HUB</w:t>
       </w:r>
@@ -358,223 +390,6 @@
         <w:t xml:space="preserve"> La communication est donc effective !</w:t>
       </w:r>
     </w:p>
-    <w:p>
-      <w:pPr>
-        <w:pStyle w:val="Titre"/>
-      </w:pPr>
-      <w:r>
-        <w:lastRenderedPageBreak/>
-        <w:t>Gestion de l’alarme sur le HUB</w:t>
-      </w:r>
-    </w:p>
-    <w:p>
-      <w:pPr>
-        <w:pStyle w:val="Sous-titre"/>
-      </w:pPr>
-      <w:r>
-        <w:t>Objectif</w:t>
-      </w:r>
-    </w:p>
-    <w:p>
-      <w:r>
-        <w:t>L’objectif pour le HUB est d’activer l’alarme sonore quand une intrusion est détectée. Cette activation doit se faire uniquement lorsque le mode alarme est délibérément activée par l’utilisateur.</w:t>
-      </w:r>
-    </w:p>
-    <w:p>
-      <w:pPr>
-        <w:pStyle w:val="Sous-titre"/>
-      </w:pPr>
-      <w:r>
-        <w:t>Mode alarme</w:t>
-      </w:r>
-    </w:p>
-    <w:p>
-      <w:r>
-        <w:t>Pour activer le mode alarme, l’utilisateur à deux options. Activer l’alarme à l’aide du bouton alarme sur l’écran du HUB ou bien rentrer le mot de passe alors que le mode alarme est activé.</w:t>
-      </w:r>
-    </w:p>
-    <w:p>
-      <w:pPr>
-        <w:ind w:firstLine="0"/>
-      </w:pPr>
-      <w:r>
-        <w:rPr>
-          <w:noProof/>
-        </w:rPr>
-        <w:drawing>
-          <wp:inline distT="0" distB="0" distL="0" distR="0" wp14:anchorId="75EAD068" wp14:editId="02F77F86">
-            <wp:extent cx="6120130" cy="2098330"/>
-            <wp:effectExtent l="0" t="0" r="0" b="0"/>
-            <wp:docPr id="1491139395" name="Image 1"/>
-            <wp:cNvGraphicFramePr>
-              <a:graphicFrameLocks xmlns:a="http://schemas.openxmlformats.org/drawingml/2006/main" noChangeAspect="1"/>
-            </wp:cNvGraphicFramePr>
-            <a:graphic xmlns:a="http://schemas.openxmlformats.org/drawingml/2006/main">
-              <a:graphicData uri="http://schemas.openxmlformats.org/drawingml/2006/picture">
-                <pic:pic xmlns:pic="http://schemas.openxmlformats.org/drawingml/2006/picture">
-                  <pic:nvPicPr>
-                    <pic:cNvPr id="1491139395" name="Image 1"/>
-                    <pic:cNvPicPr/>
-                  </pic:nvPicPr>
-                  <pic:blipFill>
-                    <a:blip r:embed="rId8">
-                      <a:extLst>
-                        <a:ext uri="{28A0092B-C50C-407E-A947-70E740481C1C}">
-                          <a14:useLocalDpi xmlns:a14="http://schemas.microsoft.com/office/drawing/2010/main" val="0"/>
-                        </a:ext>
-                      </a:extLst>
-                    </a:blip>
-                    <a:stretch>
-                      <a:fillRect/>
-                    </a:stretch>
-                  </pic:blipFill>
-                  <pic:spPr>
-                    <a:xfrm>
-                      <a:off x="0" y="0"/>
-                      <a:ext cx="6120130" cy="2098330"/>
-                    </a:xfrm>
-                    <a:prstGeom prst="rect">
-                      <a:avLst/>
-                    </a:prstGeom>
-                  </pic:spPr>
-                </pic:pic>
-              </a:graphicData>
-            </a:graphic>
-          </wp:inline>
-        </w:drawing>
-      </w:r>
-    </w:p>
-    <w:p>
-      <w:r>
-        <w:t xml:space="preserve">Une fois activée, lorsqu’un mouvement est </w:t>
-      </w:r>
-      <w:r>
-        <w:t>détecté</w:t>
-      </w:r>
-      <w:r>
-        <w:t xml:space="preserve"> par un capteur, </w:t>
-      </w:r>
-      <w:r>
-        <w:t>l’alarme sonore se déclenche et le HUB entre en mode INTRUSION. Il est alors impossible de de désactiver ce mode autrement qu’en entrant le code sur le clavier.</w:t>
-      </w:r>
-    </w:p>
-    <w:p>
-      <w:pPr>
-        <w:ind w:firstLine="0"/>
-      </w:pPr>
-      <w:r>
-        <w:rPr>
-          <w:noProof/>
-        </w:rPr>
-        <w:drawing>
-          <wp:inline distT="0" distB="0" distL="0" distR="0" wp14:anchorId="345BFD9A" wp14:editId="3870A91C">
-            <wp:extent cx="6120130" cy="2112702"/>
-            <wp:effectExtent l="0" t="0" r="0" b="1905"/>
-            <wp:docPr id="1629449000" name="Image 1"/>
-            <wp:cNvGraphicFramePr>
-              <a:graphicFrameLocks xmlns:a="http://schemas.openxmlformats.org/drawingml/2006/main" noChangeAspect="1"/>
-            </wp:cNvGraphicFramePr>
-            <a:graphic xmlns:a="http://schemas.openxmlformats.org/drawingml/2006/main">
-              <a:graphicData uri="http://schemas.openxmlformats.org/drawingml/2006/picture">
-                <pic:pic xmlns:pic="http://schemas.openxmlformats.org/drawingml/2006/picture">
-                  <pic:nvPicPr>
-                    <pic:cNvPr id="1629449000" name="Image 1"/>
-                    <pic:cNvPicPr/>
-                  </pic:nvPicPr>
-                  <pic:blipFill>
-                    <a:blip r:embed="rId9">
-                      <a:extLst>
-                        <a:ext uri="{28A0092B-C50C-407E-A947-70E740481C1C}">
-                          <a14:useLocalDpi xmlns:a14="http://schemas.microsoft.com/office/drawing/2010/main" val="0"/>
-                        </a:ext>
-                      </a:extLst>
-                    </a:blip>
-                    <a:stretch>
-                      <a:fillRect/>
-                    </a:stretch>
-                  </pic:blipFill>
-                  <pic:spPr>
-                    <a:xfrm>
-                      <a:off x="0" y="0"/>
-                      <a:ext cx="6120130" cy="2112702"/>
-                    </a:xfrm>
-                    <a:prstGeom prst="rect">
-                      <a:avLst/>
-                    </a:prstGeom>
-                  </pic:spPr>
-                </pic:pic>
-              </a:graphicData>
-            </a:graphic>
-          </wp:inline>
-        </w:drawing>
-      </w:r>
-    </w:p>
-    <w:p>
-      <w:pPr>
-        <w:ind w:firstLine="0"/>
-      </w:pPr>
-    </w:p>
-    <w:p>
-      <w:pPr>
-        <w:ind w:firstLine="0"/>
-      </w:pPr>
-    </w:p>
-    <w:p>
-      <w:pPr>
-        <w:ind w:firstLine="0"/>
-      </w:pPr>
-    </w:p>
-    <w:p>
-      <w:pPr>
-        <w:ind w:firstLine="0"/>
-      </w:pPr>
-    </w:p>
-    <w:p>
-      <w:pPr>
-        <w:pStyle w:val="Sous-titre"/>
-      </w:pPr>
-      <w:r>
-        <w:lastRenderedPageBreak/>
-        <w:t>Choix technique</w:t>
-      </w:r>
-    </w:p>
-    <w:p>
-      <w:pPr>
-        <w:pStyle w:val="Corpsdetexte"/>
-      </w:pPr>
-      <w:r>
-        <w:t xml:space="preserve">L'enjeu a été de fournir une interface à la fois simple d'utilisation et surtout claire afin de pouvoir consulter rapidement l'état actuel de l'alarme. Deux modes principaux ont été ajoutés, le mode </w:t>
-      </w:r>
-      <w:r>
-        <w:t xml:space="preserve">alarme </w:t>
-      </w:r>
-      <w:r>
-        <w:t xml:space="preserve">désactivé et </w:t>
-      </w:r>
-      <w:r>
-        <w:t xml:space="preserve">le mode alarme </w:t>
-      </w:r>
-      <w:r>
-        <w:t>activé.</w:t>
-      </w:r>
-    </w:p>
-    <w:p>
-      <w:pPr>
-        <w:pStyle w:val="Corpsdetexte"/>
-      </w:pPr>
-      <w:r>
-        <w:t>Un mode partiel permettant de surveiller uniquement les intrusions sans prendre en compte les capteurs internes, pour la nuit notamment, aurait été un plus mais n'a pas pu être intégré faute de temps.</w:t>
-      </w:r>
-    </w:p>
-    <w:p>
-      <w:pPr>
-        <w:pStyle w:val="Sous-titre"/>
-      </w:pPr>
-      <w:r>
-        <w:t>Tests</w:t>
-      </w:r>
-    </w:p>
-    <w:p/>
     <w:sectPr>
       <w:pgSz w:w="11906" w:h="16838"/>
       <w:pgMar w:top="1134" w:right="1134" w:bottom="1134" w:left="1134" w:header="0" w:footer="0" w:gutter="0"/>
